--- a/ATIVIDADE API CAFE.docx
+++ b/ATIVIDADE API CAFE.docx
@@ -8,7 +8,7 @@
           <w:noProof/>
         </w:rPr>
         <w:drawing>
-          <wp:inline distT="0" distB="0" distL="0" distR="0" wp14:anchorId="22652AE8" wp14:editId="3156F2BA">
+          <wp:inline distT="0" distB="0" distL="0" distR="0" wp14:anchorId="223E475F" wp14:editId="4A44D48A">
             <wp:extent cx="6360408" cy="3839132"/>
             <wp:effectExtent l="0" t="0" r="2540" b="9525"/>
             <wp:docPr id="1" name="Imagem 1"/>
@@ -116,7 +116,13 @@
     </w:p>
     <w:p>
       <w:r>
-        <w:t>7 – Crie a API e a estrutura de dados para poder gerenciar os pedidos dos clientes, com o id do cliente, data do pedido, data de faturamento, valor total, data de previsão de entrega.</w:t>
+        <w:t>7 – Crie a API e a estrutura de dados para poder gerenciar os pedidos dos clientes, com o id do cliente, data do pedido, data de faturamento, valor total, data de previsão de entrega</w:t>
+      </w:r>
+      <w:r>
+        <w:t>, e os lotes/produtos envolvidos no pedido</w:t>
+      </w:r>
+      <w:r>
+        <w:t>.</w:t>
       </w:r>
     </w:p>
     <w:p>
@@ -125,27 +131,43 @@
       </w:r>
       <w:proofErr w:type="spellStart"/>
       <w:r>
-        <w:t>Insomnia</w:t>
-      </w:r>
-      <w:proofErr w:type="spellEnd"/>
-      <w:r>
-        <w:t xml:space="preserve"> ou similar</w:t>
-      </w:r>
-    </w:p>
-    <w:p>
-      <w:r>
-        <w:t xml:space="preserve">9 – Faça o </w:t>
-      </w:r>
-      <w:proofErr w:type="spellStart"/>
-      <w:r>
-        <w:t>deploy</w:t>
-      </w:r>
-      <w:proofErr w:type="spellEnd"/>
-      <w:r>
-        <w:t xml:space="preserve"> da API na Azure</w:t>
+        <w:t>Insomni</w:t>
       </w:r>
       <w:bookmarkStart w:id="0" w:name="_GoBack"/>
       <w:bookmarkEnd w:id="0"/>
+      <w:r>
+        <w:t>a</w:t>
+      </w:r>
+      <w:proofErr w:type="spellEnd"/>
+      <w:r>
+        <w:t xml:space="preserve"> ou similar</w:t>
+      </w:r>
+    </w:p>
+    <w:p>
+      <w:r>
+        <w:t xml:space="preserve">9 – Faça o </w:t>
+      </w:r>
+      <w:proofErr w:type="spellStart"/>
+      <w:r>
+        <w:t>deploy</w:t>
+      </w:r>
+      <w:proofErr w:type="spellEnd"/>
+      <w:r>
+        <w:t xml:space="preserve"> da API na Azure</w:t>
+      </w:r>
+    </w:p>
+    <w:p>
+      <w:r>
+        <w:t xml:space="preserve">10 – Adicione elemento de IIOT no </w:t>
+      </w:r>
+      <w:proofErr w:type="spellStart"/>
+      <w:r>
+        <w:t>Wokwi</w:t>
+      </w:r>
+      <w:proofErr w:type="spellEnd"/>
+      <w:r>
+        <w:t xml:space="preserve"> como contador de peça produzida</w:t>
+      </w:r>
     </w:p>
     <w:sectPr>
       <w:pgSz w:w="11906" w:h="16838"/>
